--- a/Documents/Requirements/Originals/OspSimulatorSrs.docx
+++ b/Documents/Requirements/Originals/OspSimulatorSrs.docx
@@ -7763,7 +7763,7 @@
           </w:tcPr>
           <w:p>
             <w:r>
-              <w:t>True</w:t>
+              <w:t>False</w:t>
             </w:r>
           </w:p>
         </w:tc>
@@ -7811,7 +7811,7 @@
           </w:tcPr>
           <w:p>
             <w:r>
-              <w:t>True</w:t>
+              <w:t>False</w:t>
             </w:r>
           </w:p>
         </w:tc>
@@ -8326,6 +8326,9 @@
             <w:r>
               <w:t>1</w:t>
             </w:r>
+            <w:r>
+              <w:t>00</w:t>
+            </w:r>
           </w:p>
         </w:tc>
       </w:tr>
@@ -8361,6 +8364,9 @@
             <w:r>
               <w:t>1</w:t>
             </w:r>
+            <w:r>
+              <w:t>00</w:t>
+            </w:r>
           </w:p>
         </w:tc>
       </w:tr>
@@ -8396,6 +8402,9 @@
             <w:r>
               <w:t>1</w:t>
             </w:r>
+            <w:r>
+              <w:t>00</w:t>
+            </w:r>
           </w:p>
         </w:tc>
       </w:tr>
@@ -8431,6 +8440,9 @@
             <w:r>
               <w:t>1</w:t>
             </w:r>
+            <w:r>
+              <w:t>00</w:t>
+            </w:r>
           </w:p>
         </w:tc>
       </w:tr>
@@ -8446,6 +8458,8 @@
         <w:pStyle w:val="Heading2"/>
       </w:pPr>
       <w:bookmarkStart w:id="42" w:name="_Toc226465880"/>
+      <w:bookmarkStart w:id="43" w:name="_GoBack"/>
+      <w:bookmarkEnd w:id="43"/>
       <w:r>
         <w:t>Certificate Settings</w:t>
       </w:r>
@@ -8511,25 +8525,25 @@
       <w:pPr>
         <w:pStyle w:val="Heading2"/>
       </w:pPr>
-      <w:bookmarkStart w:id="43" w:name="_Toc226465881"/>
+      <w:bookmarkStart w:id="44" w:name="_Toc226465881"/>
       <w:r>
         <w:t>Call Handling Settings</w:t>
       </w:r>
-      <w:bookmarkEnd w:id="43"/>
+      <w:bookmarkEnd w:id="44"/>
     </w:p>
     <w:p/>
     <w:p>
       <w:pPr>
         <w:pStyle w:val="Heading3"/>
       </w:pPr>
-      <w:bookmarkStart w:id="44" w:name="_Toc226465882"/>
+      <w:bookmarkStart w:id="45" w:name="_Toc226465882"/>
       <w:r>
         <w:t xml:space="preserve">Last </w:t>
       </w:r>
       <w:r>
         <w:t>Call Address Settings</w:t>
       </w:r>
-      <w:bookmarkEnd w:id="44"/>
+      <w:bookmarkEnd w:id="45"/>
     </w:p>
     <w:p/>
     <w:tbl>
@@ -8797,8 +8811,6 @@
             <w:r>
               <w:t>s</w:t>
             </w:r>
-            <w:bookmarkStart w:id="45" w:name="_GoBack"/>
-            <w:bookmarkEnd w:id="45"/>
             <w:r>
               <w:t xml:space="preserve"> a </w:t>
             </w:r>
@@ -10552,7 +10564,7 @@
           <w:rPr>
             <w:noProof/>
           </w:rPr>
-          <w:t>15</w:t>
+          <w:t>14</w:t>
         </w:r>
         <w:r>
           <w:rPr>
@@ -15393,7 +15405,7 @@
 </file>
 
 <file path=customXml/itemProps1.xml><?xml version="1.0" encoding="utf-8"?>
-<ds:datastoreItem xmlns:ds="http://schemas.openxmlformats.org/officeDocument/2006/customXml" ds:itemID="{57EAEDE8-A828-4E61-AF04-247CC22E7F18}">
+<ds:datastoreItem xmlns:ds="http://schemas.openxmlformats.org/officeDocument/2006/customXml" ds:itemID="{5BB4851D-8FED-432D-864A-B2DB6FEF6767}">
   <ds:schemaRefs>
     <ds:schemaRef ds:uri="http://schemas.openxmlformats.org/officeDocument/2006/bibliography"/>
   </ds:schemaRefs>

--- a/Documents/Requirements/Originals/OspSimulatorSrs.docx
+++ b/Documents/Requirements/Originals/OspSimulatorSrs.docx
@@ -5714,7 +5714,18 @@
     </w:p>
     <w:p>
       <w:r>
-        <w:t>The AdditionalData directory shall contain subdirectories. Each subdirectory shall be a 10-digit telephone number that identifies the simulated call’s calling party number. Each subdirectory shall contain one or more XML file</w:t>
+        <w:t xml:space="preserve">The AdditionalData directory shall contain subdirectories. </w:t>
+      </w:r>
+      <w:r>
+        <w:t>The name of e</w:t>
+      </w:r>
+      <w:r>
+        <w:t xml:space="preserve">ach subdirectory shall be a 10-digit telephone number that identifies the simulated call’s calling party number. Each subdirectory shall contain one or more </w:t>
+      </w:r>
+      <w:bookmarkStart w:id="21" w:name="_GoBack"/>
+      <w:bookmarkEnd w:id="21"/>
+      <w:r>
+        <w:t>XML file</w:t>
       </w:r>
       <w:r>
         <w:t>s</w:t>
@@ -5743,11 +5754,11 @@
       <w:pPr>
         <w:pStyle w:val="Heading3"/>
       </w:pPr>
-      <w:bookmarkStart w:id="21" w:name="_Toc226465859"/>
+      <w:bookmarkStart w:id="22" w:name="_Toc226465859"/>
       <w:r>
         <w:t>Location Data</w:t>
       </w:r>
-      <w:bookmarkEnd w:id="21"/>
+      <w:bookmarkEnd w:id="22"/>
     </w:p>
     <w:p>
       <w:r>
@@ -5841,12 +5852,12 @@
       <w:pPr>
         <w:pStyle w:val="Heading3"/>
       </w:pPr>
-      <w:bookmarkStart w:id="22" w:name="_Toc226465860"/>
+      <w:bookmarkStart w:id="23" w:name="_Toc226465860"/>
       <w:r>
         <w:lastRenderedPageBreak/>
         <w:t>Additional Data</w:t>
       </w:r>
-      <w:bookmarkEnd w:id="22"/>
+      <w:bookmarkEnd w:id="23"/>
     </w:p>
     <w:p>
       <w:r>
@@ -6014,11 +6025,11 @@
       <w:pPr>
         <w:pStyle w:val="Heading2"/>
       </w:pPr>
-      <w:bookmarkStart w:id="23" w:name="_Toc226465861"/>
+      <w:bookmarkStart w:id="24" w:name="_Toc226465861"/>
       <w:r>
         <w:t>Network Configurations</w:t>
       </w:r>
-      <w:bookmarkEnd w:id="23"/>
+      <w:bookmarkEnd w:id="24"/>
     </w:p>
     <w:p>
       <w:r>
@@ -6081,11 +6092,11 @@
       <w:pPr>
         <w:pStyle w:val="Heading2"/>
       </w:pPr>
-      <w:bookmarkStart w:id="24" w:name="_Toc226465862"/>
+      <w:bookmarkStart w:id="25" w:name="_Toc226465862"/>
       <w:r>
         <w:t>Call Addressing Requirements</w:t>
       </w:r>
-      <w:bookmarkEnd w:id="24"/>
+      <w:bookmarkEnd w:id="25"/>
     </w:p>
     <w:p>
       <w:r>
@@ -6101,11 +6112,11 @@
       <w:pPr>
         <w:pStyle w:val="Heading2"/>
       </w:pPr>
-      <w:bookmarkStart w:id="25" w:name="_Toc226465863"/>
+      <w:bookmarkStart w:id="26" w:name="_Toc226465863"/>
       <w:r>
         <w:t>SIP Transport Support</w:t>
       </w:r>
-      <w:bookmarkEnd w:id="25"/>
+      <w:bookmarkEnd w:id="26"/>
     </w:p>
     <w:p>
       <w:r>
@@ -6164,21 +6175,21 @@
       <w:pPr>
         <w:pStyle w:val="Heading2"/>
       </w:pPr>
-      <w:bookmarkStart w:id="26" w:name="_Toc226465864"/>
+      <w:bookmarkStart w:id="27" w:name="_Toc226465864"/>
       <w:r>
         <w:t>Operational Environment</w:t>
       </w:r>
-      <w:bookmarkEnd w:id="26"/>
+      <w:bookmarkEnd w:id="27"/>
     </w:p>
     <w:p>
       <w:pPr>
         <w:pStyle w:val="Heading3"/>
       </w:pPr>
-      <w:bookmarkStart w:id="27" w:name="_Toc226465865"/>
+      <w:bookmarkStart w:id="28" w:name="_Toc226465865"/>
       <w:r>
         <w:t>Windows Operating System</w:t>
       </w:r>
-      <w:bookmarkEnd w:id="27"/>
+      <w:bookmarkEnd w:id="28"/>
     </w:p>
     <w:p>
       <w:r>
@@ -6212,11 +6223,11 @@
       <w:r>
         <w:t xml:space="preserve"> </w:t>
       </w:r>
-      <w:bookmarkStart w:id="28" w:name="_Toc226465866"/>
+      <w:bookmarkStart w:id="29" w:name="_Toc226465866"/>
       <w:r>
         <w:t>Minimum PC Requirements</w:t>
       </w:r>
-      <w:bookmarkEnd w:id="28"/>
+      <w:bookmarkEnd w:id="29"/>
     </w:p>
     <w:p>
       <w:r>
@@ -6300,11 +6311,11 @@
       <w:pPr>
         <w:pStyle w:val="Heading3"/>
       </w:pPr>
-      <w:bookmarkStart w:id="29" w:name="_Toc226465867"/>
+      <w:bookmarkStart w:id="30" w:name="_Toc226465867"/>
       <w:r>
         <w:t>Application Installation Requirements</w:t>
       </w:r>
-      <w:bookmarkEnd w:id="29"/>
+      <w:bookmarkEnd w:id="30"/>
     </w:p>
     <w:p>
       <w:r>
@@ -6347,21 +6358,21 @@
       <w:pPr>
         <w:pStyle w:val="Heading1"/>
       </w:pPr>
-      <w:bookmarkStart w:id="30" w:name="_Toc226465868"/>
+      <w:bookmarkStart w:id="31" w:name="_Toc226465868"/>
       <w:r>
         <w:t>NG9-1-1 SIP Call Interface Requirements</w:t>
       </w:r>
-      <w:bookmarkEnd w:id="30"/>
+      <w:bookmarkEnd w:id="31"/>
     </w:p>
     <w:p>
       <w:pPr>
         <w:pStyle w:val="Heading2"/>
       </w:pPr>
-      <w:bookmarkStart w:id="31" w:name="_Toc226465869"/>
+      <w:bookmarkStart w:id="32" w:name="_Toc226465869"/>
       <w:r>
         <w:t>SIP Method Support</w:t>
       </w:r>
-      <w:bookmarkEnd w:id="31"/>
+      <w:bookmarkEnd w:id="32"/>
     </w:p>
     <w:p>
       <w:r>
@@ -7031,11 +7042,11 @@
       <w:pPr>
         <w:pStyle w:val="Heading2"/>
       </w:pPr>
-      <w:bookmarkStart w:id="32" w:name="_Toc226465870"/>
+      <w:bookmarkStart w:id="33" w:name="_Toc226465870"/>
       <w:r>
         <w:t>Emergency Call-ID and Emergency Incident-ID</w:t>
       </w:r>
-      <w:bookmarkEnd w:id="32"/>
+      <w:bookmarkEnd w:id="33"/>
     </w:p>
     <w:p>
       <w:r>
@@ -7051,11 +7062,11 @@
       <w:pPr>
         <w:pStyle w:val="Heading2"/>
       </w:pPr>
-      <w:bookmarkStart w:id="33" w:name="_Toc226465871"/>
+      <w:bookmarkStart w:id="34" w:name="_Toc226465871"/>
       <w:r>
         <w:t>Support for Re-INVITE Requests</w:t>
       </w:r>
-      <w:bookmarkEnd w:id="33"/>
+      <w:bookmarkEnd w:id="34"/>
     </w:p>
     <w:p>
       <w:r>
@@ -7108,11 +7119,11 @@
       <w:pPr>
         <w:pStyle w:val="Heading2"/>
       </w:pPr>
-      <w:bookmarkStart w:id="34" w:name="_Toc226465872"/>
+      <w:bookmarkStart w:id="35" w:name="_Toc226465872"/>
       <w:r>
         <w:t>Sending Re-INVITE Requests</w:t>
       </w:r>
-      <w:bookmarkEnd w:id="34"/>
+      <w:bookmarkEnd w:id="35"/>
     </w:p>
     <w:p>
       <w:r>
@@ -7123,7 +7134,7 @@
       <w:pPr>
         <w:pStyle w:val="Heading2"/>
       </w:pPr>
-      <w:bookmarkStart w:id="35" w:name="_Toc226465873"/>
+      <w:bookmarkStart w:id="36" w:name="_Toc226465873"/>
       <w:r>
         <w:t xml:space="preserve">Sending Offer-less INVITE </w:t>
       </w:r>
@@ -7133,7 +7144,7 @@
       <w:r>
         <w:t>equests</w:t>
       </w:r>
-      <w:bookmarkEnd w:id="35"/>
+      <w:bookmarkEnd w:id="36"/>
     </w:p>
     <w:p>
       <w:r>
@@ -7153,11 +7164,11 @@
       <w:pPr>
         <w:pStyle w:val="Heading2"/>
       </w:pPr>
-      <w:bookmarkStart w:id="36" w:name="_Toc226465874"/>
+      <w:bookmarkStart w:id="37" w:name="_Toc226465874"/>
       <w:r>
         <w:t>Calls with No Media</w:t>
       </w:r>
-      <w:bookmarkEnd w:id="36"/>
+      <w:bookmarkEnd w:id="37"/>
     </w:p>
     <w:p>
       <w:r>
@@ -7188,11 +7199,11 @@
       <w:pPr>
         <w:pStyle w:val="Heading1"/>
       </w:pPr>
-      <w:bookmarkStart w:id="37" w:name="_Toc226465875"/>
+      <w:bookmarkStart w:id="38" w:name="_Toc226465875"/>
       <w:r>
         <w:t>Location Information Service Requirements</w:t>
       </w:r>
-      <w:bookmarkEnd w:id="37"/>
+      <w:bookmarkEnd w:id="38"/>
     </w:p>
     <w:p>
       <w:r>
@@ -7292,11 +7303,11 @@
       <w:pPr>
         <w:pStyle w:val="Heading1"/>
       </w:pPr>
-      <w:bookmarkStart w:id="38" w:name="_Toc226465876"/>
+      <w:bookmarkStart w:id="39" w:name="_Toc226465876"/>
       <w:r>
         <w:t>Additional Data Service Requirements</w:t>
       </w:r>
-      <w:bookmarkEnd w:id="38"/>
+      <w:bookmarkEnd w:id="39"/>
     </w:p>
     <w:p>
       <w:r>
@@ -7539,11 +7550,11 @@
       <w:pPr>
         <w:pStyle w:val="Heading1"/>
       </w:pPr>
-      <w:bookmarkStart w:id="39" w:name="_Toc226465877"/>
+      <w:bookmarkStart w:id="40" w:name="_Toc226465877"/>
       <w:r>
         <w:t>Application Configuration Settings</w:t>
       </w:r>
-      <w:bookmarkEnd w:id="39"/>
+      <w:bookmarkEnd w:id="40"/>
     </w:p>
     <w:p>
       <w:r>
@@ -7572,11 +7583,11 @@
       <w:pPr>
         <w:pStyle w:val="Heading2"/>
       </w:pPr>
-      <w:bookmarkStart w:id="40" w:name="_Toc226465878"/>
+      <w:bookmarkStart w:id="41" w:name="_Toc226465878"/>
       <w:r>
         <w:t>Network Settings</w:t>
       </w:r>
-      <w:bookmarkEnd w:id="40"/>
+      <w:bookmarkEnd w:id="41"/>
     </w:p>
     <w:p/>
     <w:tbl>
@@ -8201,11 +8212,11 @@
       <w:pPr>
         <w:pStyle w:val="Heading3"/>
       </w:pPr>
-      <w:bookmarkStart w:id="41" w:name="_Toc226465879"/>
+      <w:bookmarkStart w:id="42" w:name="_Toc226465879"/>
       <w:r>
         <w:t>Media Port Ranges</w:t>
       </w:r>
-      <w:bookmarkEnd w:id="41"/>
+      <w:bookmarkEnd w:id="42"/>
     </w:p>
     <w:p>
       <w:r>
@@ -8457,13 +8468,11 @@
       <w:pPr>
         <w:pStyle w:val="Heading2"/>
       </w:pPr>
-      <w:bookmarkStart w:id="42" w:name="_Toc226465880"/>
-      <w:bookmarkStart w:id="43" w:name="_GoBack"/>
+      <w:bookmarkStart w:id="43" w:name="_Toc226465880"/>
+      <w:r>
+        <w:t>Certificate Settings</w:t>
+      </w:r>
       <w:bookmarkEnd w:id="43"/>
-      <w:r>
-        <w:t>Certificate Settings</w:t>
-      </w:r>
-      <w:bookmarkEnd w:id="42"/>
     </w:p>
     <w:p>
       <w:r>
@@ -10564,7 +10573,7 @@
           <w:rPr>
             <w:noProof/>
           </w:rPr>
-          <w:t>14</w:t>
+          <w:t>19</w:t>
         </w:r>
         <w:r>
           <w:rPr>
@@ -15405,7 +15414,7 @@
 </file>
 
 <file path=customXml/itemProps1.xml><?xml version="1.0" encoding="utf-8"?>
-<ds:datastoreItem xmlns:ds="http://schemas.openxmlformats.org/officeDocument/2006/customXml" ds:itemID="{5BB4851D-8FED-432D-864A-B2DB6FEF6767}">
+<ds:datastoreItem xmlns:ds="http://schemas.openxmlformats.org/officeDocument/2006/customXml" ds:itemID="{0D1F8EEA-DB68-479C-B3B3-87D9993ABC96}">
   <ds:schemaRefs>
     <ds:schemaRef ds:uri="http://schemas.openxmlformats.org/officeDocument/2006/bibliography"/>
   </ds:schemaRefs>
